--- a/docs/04_営業ツール/契約書/フリープラン申込書.docx
+++ b/docs/04_営業ツール/契約書/フリープラン申込書.docx
@@ -306,7 +306,7 @@
                 <w:b w:val="0"/>
                 <w:sz w:val="20"/>
               </w:rPr>
-              <w:t>月額0円 / 成果報酬0円（資料請求・見学会予約含む）</w:t>
+              <w:t>月額0円 / 成果報酬0円（会員登録・見学会予約含む）</w:t>
             </w:r>
           </w:p>
         </w:tc>
